--- a/03_Multisensory/WorkSheets/MitW_MultisensoryWorksheet.docx
+++ b/03_Multisensory/WorkSheets/MitW_MultisensoryWorksheet.docx
@@ -38,118 +38,17 @@
       <w:pPr>
         <w:rPr>
           <w:rStyle w:val="Heading1Char"/>
+          <w:rFonts w:ascii="Helvetica Light" w:eastAsiaTheme="minorHAnsi" w:hAnsi="Helvetica Light" w:cstheme="minorBidi"/>
+          <w:color w:val="auto"/>
           <w:sz w:val="24"/>
           <w:szCs w:val="24"/>
-          <w:u w:val="single"/>
         </w:rPr>
       </w:pPr>
       <w:r>
         <w:rPr>
-          <w:rStyle w:val="Heading1Char"/>
-          <w:sz w:val="24"/>
-          <w:szCs w:val="24"/>
-          <w:u w:val="single"/>
+          <w:rFonts w:ascii="Helvetica Light" w:hAnsi="Helvetica Light"/>
         </w:rPr>
-        <w:tab/>
-      </w:r>
-      <w:r>
-        <w:rPr>
-          <w:rStyle w:val="Heading1Char"/>
-          <w:sz w:val="24"/>
-          <w:szCs w:val="24"/>
-          <w:u w:val="single"/>
-        </w:rPr>
-        <w:tab/>
-      </w:r>
-      <w:r>
-        <w:rPr>
-          <w:rStyle w:val="Heading1Char"/>
-          <w:sz w:val="24"/>
-          <w:szCs w:val="24"/>
-          <w:u w:val="single"/>
-        </w:rPr>
-        <w:tab/>
-      </w:r>
-      <w:r>
-        <w:rPr>
-          <w:rStyle w:val="Heading1Char"/>
-          <w:sz w:val="24"/>
-          <w:szCs w:val="24"/>
-          <w:u w:val="single"/>
-        </w:rPr>
-        <w:tab/>
-      </w:r>
-      <w:r>
-        <w:rPr>
-          <w:rStyle w:val="Heading1Char"/>
-          <w:sz w:val="24"/>
-          <w:szCs w:val="24"/>
-          <w:u w:val="single"/>
-        </w:rPr>
-        <w:tab/>
-      </w:r>
-      <w:r>
-        <w:rPr>
-          <w:rStyle w:val="Heading1Char"/>
-          <w:sz w:val="24"/>
-          <w:szCs w:val="24"/>
-          <w:u w:val="single"/>
-        </w:rPr>
-        <w:tab/>
-      </w:r>
-      <w:r>
-        <w:rPr>
-          <w:rStyle w:val="Heading1Char"/>
-          <w:sz w:val="24"/>
-          <w:szCs w:val="24"/>
-          <w:u w:val="single"/>
-        </w:rPr>
-        <w:tab/>
-      </w:r>
-      <w:r>
-        <w:rPr>
-          <w:rStyle w:val="Heading1Char"/>
-          <w:sz w:val="24"/>
-          <w:szCs w:val="24"/>
-          <w:u w:val="single"/>
-        </w:rPr>
-        <w:tab/>
-      </w:r>
-      <w:r>
-        <w:rPr>
-          <w:rStyle w:val="Heading1Char"/>
-          <w:sz w:val="24"/>
-          <w:szCs w:val="24"/>
-          <w:u w:val="single"/>
-        </w:rPr>
-        <w:tab/>
-      </w:r>
-      <w:r>
-        <w:rPr>
-          <w:rStyle w:val="Heading1Char"/>
-          <w:sz w:val="24"/>
-          <w:szCs w:val="24"/>
-          <w:u w:val="single"/>
-        </w:rPr>
-        <w:tab/>
-      </w:r>
-      <w:r>
-        <w:rPr>
-          <w:rStyle w:val="Heading1Char"/>
-          <w:sz w:val="24"/>
-          <w:szCs w:val="24"/>
-          <w:u w:val="single"/>
-        </w:rPr>
-        <w:tab/>
-      </w:r>
-      <w:r>
-        <w:rPr>
-          <w:rStyle w:val="Heading1Char"/>
-          <w:sz w:val="24"/>
-          <w:szCs w:val="24"/>
-          <w:u w:val="single"/>
-        </w:rPr>
-        <w:tab/>
+        <w:t>Name: ______________________________________________    Date: ____________</w:t>
       </w:r>
     </w:p>
     <w:p>
@@ -230,7 +129,7 @@
           <w:noProof/>
         </w:rPr>
         <w:drawing>
-          <wp:inline distT="0" distB="0" distL="0" distR="0" wp14:anchorId="588E5841" wp14:editId="6A08D1FA">
+          <wp:inline distT="0" distB="0" distL="0" distR="0" wp14:anchorId="588E5841" wp14:editId="18D78EBD">
             <wp:extent cx="4572000" cy="3657600"/>
             <wp:effectExtent l="0" t="0" r="0" b="0"/>
             <wp:docPr id="1641812096" name="Picture 1" descr="A square with a dotted line&#10;&#10;Description automatically generated"/>
@@ -549,6 +448,9 @@
       <w:pStyle w:val="Header"/>
     </w:pPr>
     <w:r>
+      <w:rPr>
+        <w:noProof/>
+      </w:rPr>
       <w:drawing>
         <wp:inline distT="0" distB="0" distL="0" distR="0" wp14:anchorId="3F91408C" wp14:editId="26FBB4B1">
           <wp:extent cx="447265" cy="432000"/>
@@ -619,6 +521,9 @@
       <w:tab/>
     </w:r>
     <w:r>
+      <w:rPr>
+        <w:noProof/>
+      </w:rPr>
       <w:drawing>
         <wp:inline distT="0" distB="0" distL="0" distR="0" wp14:anchorId="62C3411C" wp14:editId="7BF9A456">
           <wp:extent cx="407576" cy="432000"/>
@@ -1281,6 +1186,7 @@
   <w:style w:type="character" w:default="1" w:styleId="DefaultParagraphFont">
     <w:name w:val="Default Paragraph Font"/>
     <w:uiPriority w:val="1"/>
+    <w:semiHidden/>
     <w:unhideWhenUsed/>
   </w:style>
   <w:style w:type="table" w:default="1" w:styleId="TableNormal">
